--- a/FD02-EPIS-Informe Vision.docx
+++ b/FD02-EPIS-Informe Vision.docx
@@ -903,7 +903,7 @@
                 <w:szCs w:val="14"/>
                 <w:rtl w:val="0"/>
               </w:rPr>
-              <w:t xml:space="preserve">2.0</w:t>
+              <w:t xml:space="preserve">1.0</w:t>
             </w:r>
           </w:p>
         </w:tc>
@@ -926,7 +926,7 @@
                 <w:szCs w:val="14"/>
                 <w:rtl w:val="0"/>
               </w:rPr>
-              <w:t xml:space="preserve">JME, CQC, RPC,NSI</w:t>
+              <w:t xml:space="preserve">NSI, JJR</w:t>
             </w:r>
           </w:p>
         </w:tc>
@@ -994,7 +994,7 @@
                 <w:szCs w:val="14"/>
                 <w:rtl w:val="0"/>
               </w:rPr>
-              <w:t xml:space="preserve">28/11/2025</w:t>
+              <w:t xml:space="preserve">05/04/2026</w:t>
             </w:r>
           </w:p>
         </w:tc>
@@ -1017,7 +1017,7 @@
                 <w:szCs w:val="14"/>
                 <w:rtl w:val="0"/>
               </w:rPr>
-              <w:t xml:space="preserve">Versión 2</w:t>
+              <w:t xml:space="preserve">Versión 1</w:t>
             </w:r>
           </w:p>
         </w:tc>
@@ -1765,397 +1765,6 @@
     </w:p>
     <w:p>
       <w:pPr>
-        <w:widowControl w:val="0"/>
-        <w:spacing w:after="0" w:before="30" w:line="240" w:lineRule="auto"/>
-        <w:ind w:left="1" w:right="708" w:firstLine="0"/>
-        <w:jc w:val="center"/>
-        <w:rPr>
-          <w:rFonts w:ascii="Arial" w:cs="Arial" w:eastAsia="Arial" w:hAnsi="Arial"/>
-          <w:b w:val="1"/>
-          <w:bCs w:val="1"/>
-          <w:sz w:val="24"/>
-          <w:szCs w:val="24"/>
-        </w:rPr>
-      </w:pPr>
-      <w:r>
-        <w:rPr>
-          <w:rtl w:val="0"/>
-        </w:rPr>
-      </w:r>
-    </w:p>
-    <w:tbl>
-      <w:tblPr>
-        <w:tblStyle w:val="Table2"/>
-        <w:tblW w:w="9015.0" w:type="dxa"/>
-        <w:jc w:val="center"/>
-        <w:tblBorders>
-          <w:top w:color="000000" w:space="0" w:sz="6" w:val="single"/>
-          <w:left w:color="000000" w:space="0" w:sz="6" w:val="single"/>
-          <w:bottom w:color="000000" w:space="0" w:sz="6" w:val="single"/>
-          <w:right w:color="000000" w:space="0" w:sz="6" w:val="single"/>
-          <w:insideH w:color="000000" w:space="0" w:sz="6" w:val="single"/>
-          <w:insideV w:color="000000" w:space="0" w:sz="6" w:val="single"/>
-        </w:tblBorders>
-        <w:tblLayout w:type="fixed"/>
-        <w:tblLook w:val="0000"/>
-      </w:tblPr>
-      <w:tblGrid>
-        <w:gridCol w:w="915"/>
-        <w:gridCol w:w="1470"/>
-        <w:gridCol w:w="1500"/>
-        <w:gridCol w:w="1080"/>
-        <w:gridCol w:w="1335"/>
-        <w:gridCol w:w="2715"/>
-        <w:tblGridChange w:id="0">
-          <w:tblGrid>
-            <w:gridCol w:w="915"/>
-            <w:gridCol w:w="1470"/>
-            <w:gridCol w:w="1500"/>
-            <w:gridCol w:w="1080"/>
-            <w:gridCol w:w="1335"/>
-            <w:gridCol w:w="2715"/>
-          </w:tblGrid>
-        </w:tblGridChange>
-      </w:tblGrid>
-      <w:tr>
-        <w:trPr>
-          <w:cantSplit w:val="0"/>
-          <w:trHeight w:val="284" w:hRule="atLeast"/>
-          <w:tblHeader w:val="0"/>
-        </w:trPr>
-        <w:tc>
-          <w:tcPr>
-            <w:gridSpan w:val="6"/>
-            <w:tcBorders>
-              <w:bottom w:color="000000" w:space="0" w:sz="6" w:val="single"/>
-            </w:tcBorders>
-            <w:shd w:fill="d9d9d9" w:val="clear"/>
-            <w:vAlign w:val="center"/>
-          </w:tcPr>
-          <w:p>
-            <w:pPr>
-              <w:jc w:val="center"/>
-              <w:rPr>
-                <w:sz w:val="14"/>
-                <w:szCs w:val="14"/>
-              </w:rPr>
-            </w:pPr>
-            <w:r>
-              <w:rPr>
-                <w:sz w:val="14"/>
-                <w:szCs w:val="14"/>
-                <w:rtl w:val="0"/>
-              </w:rPr>
-              <w:t xml:space="preserve">CONTROL DE VERSIONES</w:t>
-            </w:r>
-          </w:p>
-        </w:tc>
-      </w:tr>
-      <w:tr>
-        <w:trPr>
-          <w:cantSplit w:val="0"/>
-          <w:trHeight w:val="374" w:hRule="atLeast"/>
-          <w:tblHeader w:val="0"/>
-        </w:trPr>
-        <w:tc>
-          <w:tcPr>
-            <w:shd w:fill="f2f2f2" w:val="clear"/>
-            <w:vAlign w:val="center"/>
-          </w:tcPr>
-          <w:p>
-            <w:pPr>
-              <w:jc w:val="center"/>
-              <w:rPr>
-                <w:sz w:val="14"/>
-                <w:szCs w:val="14"/>
-              </w:rPr>
-            </w:pPr>
-            <w:r>
-              <w:rPr>
-                <w:sz w:val="14"/>
-                <w:szCs w:val="14"/>
-                <w:rtl w:val="0"/>
-              </w:rPr>
-              <w:t xml:space="preserve">Versión</w:t>
-            </w:r>
-          </w:p>
-        </w:tc>
-        <w:tc>
-          <w:tcPr>
-            <w:shd w:fill="f2f2f2" w:val="clear"/>
-            <w:vAlign w:val="center"/>
-          </w:tcPr>
-          <w:p>
-            <w:pPr>
-              <w:jc w:val="center"/>
-              <w:rPr>
-                <w:sz w:val="14"/>
-                <w:szCs w:val="14"/>
-              </w:rPr>
-            </w:pPr>
-            <w:r>
-              <w:rPr>
-                <w:sz w:val="14"/>
-                <w:szCs w:val="14"/>
-                <w:rtl w:val="0"/>
-              </w:rPr>
-              <w:t xml:space="preserve">Hecha por</w:t>
-            </w:r>
-          </w:p>
-        </w:tc>
-        <w:tc>
-          <w:tcPr>
-            <w:shd w:fill="f2f2f2" w:val="clear"/>
-            <w:vAlign w:val="center"/>
-          </w:tcPr>
-          <w:p>
-            <w:pPr>
-              <w:jc w:val="center"/>
-              <w:rPr>
-                <w:sz w:val="14"/>
-                <w:szCs w:val="14"/>
-              </w:rPr>
-            </w:pPr>
-            <w:r>
-              <w:rPr>
-                <w:sz w:val="14"/>
-                <w:szCs w:val="14"/>
-                <w:rtl w:val="0"/>
-              </w:rPr>
-              <w:t xml:space="preserve">Revisada por</w:t>
-            </w:r>
-          </w:p>
-        </w:tc>
-        <w:tc>
-          <w:tcPr>
-            <w:shd w:fill="f2f2f2" w:val="clear"/>
-            <w:vAlign w:val="center"/>
-          </w:tcPr>
-          <w:p>
-            <w:pPr>
-              <w:jc w:val="center"/>
-              <w:rPr>
-                <w:sz w:val="14"/>
-                <w:szCs w:val="14"/>
-              </w:rPr>
-            </w:pPr>
-            <w:r>
-              <w:rPr>
-                <w:sz w:val="14"/>
-                <w:szCs w:val="14"/>
-                <w:rtl w:val="0"/>
-              </w:rPr>
-              <w:t xml:space="preserve">Aprobada por</w:t>
-            </w:r>
-          </w:p>
-        </w:tc>
-        <w:tc>
-          <w:tcPr>
-            <w:shd w:fill="f2f2f2" w:val="clear"/>
-            <w:vAlign w:val="center"/>
-          </w:tcPr>
-          <w:p>
-            <w:pPr>
-              <w:jc w:val="center"/>
-              <w:rPr>
-                <w:sz w:val="14"/>
-                <w:szCs w:val="14"/>
-              </w:rPr>
-            </w:pPr>
-            <w:r>
-              <w:rPr>
-                <w:sz w:val="14"/>
-                <w:szCs w:val="14"/>
-                <w:rtl w:val="0"/>
-              </w:rPr>
-              <w:t xml:space="preserve">Fecha</w:t>
-            </w:r>
-          </w:p>
-        </w:tc>
-        <w:tc>
-          <w:tcPr>
-            <w:shd w:fill="f2f2f2" w:val="clear"/>
-            <w:vAlign w:val="center"/>
-          </w:tcPr>
-          <w:p>
-            <w:pPr>
-              <w:jc w:val="center"/>
-              <w:rPr>
-                <w:sz w:val="14"/>
-                <w:szCs w:val="14"/>
-              </w:rPr>
-            </w:pPr>
-            <w:r>
-              <w:rPr>
-                <w:sz w:val="14"/>
-                <w:szCs w:val="14"/>
-                <w:rtl w:val="0"/>
-              </w:rPr>
-              <w:t xml:space="preserve">Motivo</w:t>
-            </w:r>
-          </w:p>
-        </w:tc>
-      </w:tr>
-      <w:tr>
-        <w:trPr>
-          <w:cantSplit w:val="0"/>
-          <w:trHeight w:val="227" w:hRule="atLeast"/>
-          <w:tblHeader w:val="0"/>
-        </w:trPr>
-        <w:tc>
-          <w:tcPr/>
-          <w:p>
-            <w:pPr>
-              <w:jc w:val="center"/>
-              <w:rPr>
-                <w:sz w:val="14"/>
-                <w:szCs w:val="14"/>
-              </w:rPr>
-            </w:pPr>
-            <w:r>
-              <w:rPr>
-                <w:sz w:val="14"/>
-                <w:szCs w:val="14"/>
-                <w:rtl w:val="0"/>
-              </w:rPr>
-              <w:t xml:space="preserve">2.0</w:t>
-            </w:r>
-          </w:p>
-        </w:tc>
-        <w:tc>
-          <w:tcPr/>
-          <w:p>
-            <w:pPr>
-              <w:widowControl w:val="0"/>
-              <w:spacing w:after="0" w:line="240" w:lineRule="auto"/>
-              <w:ind w:left="10" w:right="3" w:firstLine="0"/>
-              <w:jc w:val="center"/>
-              <w:rPr>
-                <w:sz w:val="14"/>
-                <w:szCs w:val="14"/>
-              </w:rPr>
-            </w:pPr>
-            <w:r>
-              <w:rPr>
-                <w:sz w:val="14"/>
-                <w:szCs w:val="14"/>
-                <w:rtl w:val="0"/>
-              </w:rPr>
-              <w:t xml:space="preserve">JME, CQC, RPC,NSI</w:t>
-            </w:r>
-          </w:p>
-        </w:tc>
-        <w:tc>
-          <w:tcPr/>
-          <w:p>
-            <w:pPr>
-              <w:widowControl w:val="0"/>
-              <w:spacing w:after="0" w:line="240" w:lineRule="auto"/>
-              <w:ind w:left="10" w:right="3" w:firstLine="0"/>
-              <w:jc w:val="center"/>
-              <w:rPr>
-                <w:sz w:val="14"/>
-                <w:szCs w:val="14"/>
-              </w:rPr>
-            </w:pPr>
-            <w:r>
-              <w:rPr>
-                <w:sz w:val="14"/>
-                <w:szCs w:val="14"/>
-                <w:rtl w:val="0"/>
-              </w:rPr>
-              <w:t xml:space="preserve">MPV</w:t>
-            </w:r>
-          </w:p>
-        </w:tc>
-        <w:tc>
-          <w:tcPr/>
-          <w:p>
-            <w:pPr>
-              <w:widowControl w:val="0"/>
-              <w:spacing w:after="0" w:line="240" w:lineRule="auto"/>
-              <w:ind w:left="10" w:right="5" w:firstLine="0"/>
-              <w:jc w:val="center"/>
-              <w:rPr>
-                <w:sz w:val="14"/>
-                <w:szCs w:val="14"/>
-              </w:rPr>
-            </w:pPr>
-            <w:r>
-              <w:rPr>
-                <w:sz w:val="14"/>
-                <w:szCs w:val="14"/>
-                <w:rtl w:val="0"/>
-              </w:rPr>
-              <w:t xml:space="preserve">MPV</w:t>
-            </w:r>
-          </w:p>
-        </w:tc>
-        <w:tc>
-          <w:tcPr>
-            <w:vAlign w:val="center"/>
-          </w:tcPr>
-          <w:p>
-            <w:pPr>
-              <w:jc w:val="center"/>
-              <w:rPr>
-                <w:sz w:val="14"/>
-                <w:szCs w:val="14"/>
-              </w:rPr>
-            </w:pPr>
-            <w:r>
-              <w:rPr>
-                <w:sz w:val="14"/>
-                <w:szCs w:val="14"/>
-                <w:rtl w:val="0"/>
-              </w:rPr>
-              <w:t xml:space="preserve">28/11/2025</w:t>
-            </w:r>
-          </w:p>
-        </w:tc>
-        <w:tc>
-          <w:tcPr>
-            <w:shd w:fill="auto" w:val="clear"/>
-            <w:vAlign w:val="center"/>
-          </w:tcPr>
-          <w:p>
-            <w:pPr>
-              <w:jc w:val="center"/>
-              <w:rPr>
-                <w:sz w:val="14"/>
-                <w:szCs w:val="14"/>
-              </w:rPr>
-            </w:pPr>
-            <w:r>
-              <w:rPr>
-                <w:sz w:val="14"/>
-                <w:szCs w:val="14"/>
-                <w:rtl w:val="0"/>
-              </w:rPr>
-              <w:t xml:space="preserve">Versión 2</w:t>
-            </w:r>
-          </w:p>
-        </w:tc>
-      </w:tr>
-    </w:tbl>
-    <w:p>
-      <w:pPr>
-        <w:rPr>
-          <w:rFonts w:ascii="Arial" w:cs="Arial" w:eastAsia="Arial" w:hAnsi="Arial"/>
-          <w:b w:val="1"/>
-          <w:bCs w:val="1"/>
-          <w:sz w:val="24"/>
-          <w:szCs w:val="24"/>
-        </w:rPr>
-      </w:pPr>
-      <w:r>
-        <w:rPr>
-          <w:rtl w:val="0"/>
-        </w:rPr>
-      </w:r>
-    </w:p>
-    <w:p>
-      <w:pPr>
         <w:rPr>
           <w:rFonts w:ascii="Arial" w:cs="Arial" w:eastAsia="Arial" w:hAnsi="Arial"/>
           <w:b w:val="1"/>
@@ -2210,7 +1819,7 @@
     </w:p>
     <w:sdt>
       <w:sdtPr>
-        <w:id w:val="1537332440"/>
+        <w:id w:val="-1022660450"/>
         <w:docPartObj>
           <w:docPartGallery w:val="Table of Contents"/>
           <w:docPartUnique w:val="1"/>
@@ -3979,6 +3588,11 @@
         </w:rPr>
         <w:t xml:space="preserve">Referencias</w:t>
       </w:r>
+      <w:r>
+        <w:rPr>
+          <w:rtl w:val="0"/>
+        </w:rPr>
+      </w:r>
     </w:p>
     <w:p>
       <w:pPr>
@@ -3998,7 +3612,7 @@
           <w:rFonts w:ascii="Arial" w:cs="Arial" w:eastAsia="Arial" w:hAnsi="Arial"/>
           <w:rtl w:val="0"/>
         </w:rPr>
-        <w:t xml:space="preserve">Documentos</w:t>
+        <w:t xml:space="preserve">Documento FD01 - Informe de Factibilidad del "Sistema de monitoreo de métricas de proyectos".</w:t>
       </w:r>
     </w:p>
     <w:p>
@@ -4012,14 +3626,59 @@
         <w:jc w:val="both"/>
         <w:rPr>
           <w:rFonts w:ascii="Arial" w:cs="Arial" w:eastAsia="Arial" w:hAnsi="Arial"/>
-        </w:rPr>
-      </w:pPr>
-      <w:r>
-        <w:rPr>
-          <w:rFonts w:ascii="Arial" w:cs="Arial" w:eastAsia="Arial" w:hAnsi="Arial"/>
-          <w:rtl w:val="0"/>
-        </w:rPr>
-        <w:t xml:space="preserve">Fuentes de información relacionadas con la gestión de proyectos y métricas de rendimiento</w:t>
+          <w:u w:val="none"/>
+        </w:rPr>
+      </w:pPr>
+      <w:r>
+        <w:rPr>
+          <w:rFonts w:ascii="Arial" w:cs="Arial" w:eastAsia="Arial" w:hAnsi="Arial"/>
+          <w:rtl w:val="0"/>
+        </w:rPr>
+        <w:t xml:space="preserve">Ley N° 29733 - Ley de Protección de Datos Personales en el Perú, utilizada para establecer las restricciones y resguardo de la información de los usuarios del sistema.</w:t>
+      </w:r>
+    </w:p>
+    <w:p>
+      <w:pPr>
+        <w:numPr>
+          <w:ilvl w:val="2"/>
+          <w:numId w:val="9"/>
+        </w:numPr>
+        <w:spacing w:after="0" w:before="0" w:line="480" w:lineRule="auto"/>
+        <w:ind w:left="2160" w:hanging="360"/>
+        <w:jc w:val="both"/>
+        <w:rPr>
+          <w:rFonts w:ascii="Arial" w:cs="Arial" w:eastAsia="Arial" w:hAnsi="Arial"/>
+          <w:u w:val="none"/>
+        </w:rPr>
+      </w:pPr>
+      <w:r>
+        <w:rPr>
+          <w:rFonts w:ascii="Arial" w:cs="Arial" w:eastAsia="Arial" w:hAnsi="Arial"/>
+          <w:rtl w:val="0"/>
+        </w:rPr>
+        <w:t xml:space="preserve">Norma ISO/IEC 27001, referenciada para los estándares internacionales de gestión de la seguridad de la información del proyecto.</w:t>
+      </w:r>
+    </w:p>
+    <w:p>
+      <w:pPr>
+        <w:numPr>
+          <w:ilvl w:val="2"/>
+          <w:numId w:val="9"/>
+        </w:numPr>
+        <w:spacing w:after="0" w:before="0" w:line="480" w:lineRule="auto"/>
+        <w:ind w:left="2160" w:hanging="360"/>
+        <w:jc w:val="both"/>
+        <w:rPr>
+          <w:rFonts w:ascii="Arial" w:cs="Arial" w:eastAsia="Arial" w:hAnsi="Arial"/>
+          <w:u w:val="none"/>
+        </w:rPr>
+      </w:pPr>
+      <w:r>
+        <w:rPr>
+          <w:rFonts w:ascii="Arial" w:cs="Arial" w:eastAsia="Arial" w:hAnsi="Arial"/>
+          <w:rtl w:val="0"/>
+        </w:rPr>
+        <w:t xml:space="preserve">Ley N° 29571 - Código de Protección y Defensa del Consumidor, referenciada para asegurar la transparencia en la información mostrada a los usuarios.</w:t>
       </w:r>
     </w:p>
     <w:p>
@@ -4308,8 +3967,220 @@
     <w:sdt>
       <w:sdtPr>
         <w:lock w:val="contentLocked"/>
-        <w:id w:val="-896381989"/>
+        <w:id w:val="-897170739"/>
         <w:tag w:val="goog_rdk_0"/>
+      </w:sdtPr>
+      <w:sdtContent>
+        <w:tbl>
+          <w:tblPr>
+            <w:tblStyle w:val="Table2"/>
+            <w:tblW w:w="7800.0" w:type="dxa"/>
+            <w:jc w:val="left"/>
+            <w:tblInd w:w="1080.0" w:type="dxa"/>
+            <w:tblBorders>
+              <w:top w:color="000000" w:space="0" w:sz="4" w:val="single"/>
+              <w:left w:color="000000" w:space="0" w:sz="4" w:val="single"/>
+              <w:bottom w:color="000000" w:space="0" w:sz="4" w:val="single"/>
+              <w:right w:color="000000" w:space="0" w:sz="4" w:val="single"/>
+              <w:insideH w:color="000000" w:space="0" w:sz="4" w:val="single"/>
+              <w:insideV w:color="000000" w:space="0" w:sz="4" w:val="single"/>
+            </w:tblBorders>
+            <w:tblLayout w:type="fixed"/>
+            <w:tblLook w:val="0400"/>
+          </w:tblPr>
+          <w:tblGrid>
+            <w:gridCol w:w="3750"/>
+            <w:gridCol w:w="4050"/>
+            <w:tblGridChange w:id="0">
+              <w:tblGrid>
+                <w:gridCol w:w="3750"/>
+                <w:gridCol w:w="4050"/>
+              </w:tblGrid>
+            </w:tblGridChange>
+          </w:tblGrid>
+          <w:tr>
+            <w:trPr>
+              <w:cantSplit w:val="0"/>
+              <w:tblHeader w:val="0"/>
+            </w:trPr>
+            <w:tc>
+              <w:tcPr/>
+              <w:p>
+                <w:pPr>
+                  <w:spacing w:line="480" w:lineRule="auto"/>
+                  <w:jc w:val="center"/>
+                  <w:rPr>
+                    <w:rFonts w:ascii="Arial" w:cs="Arial" w:eastAsia="Arial" w:hAnsi="Arial"/>
+                    <w:b w:val="1"/>
+                    <w:bCs w:val="1"/>
+                  </w:rPr>
+                </w:pPr>
+                <w:r>
+                  <w:rPr>
+                    <w:rFonts w:ascii="Arial" w:cs="Arial" w:eastAsia="Arial" w:hAnsi="Arial"/>
+                    <w:b w:val="1"/>
+                    <w:bCs w:val="1"/>
+                    <w:rtl w:val="0"/>
+                  </w:rPr>
+                  <w:t xml:space="preserve">Interesado</w:t>
+                </w:r>
+              </w:p>
+            </w:tc>
+            <w:tc>
+              <w:tcPr/>
+              <w:p>
+                <w:pPr>
+                  <w:spacing w:line="480" w:lineRule="auto"/>
+                  <w:jc w:val="center"/>
+                  <w:rPr>
+                    <w:rFonts w:ascii="Arial" w:cs="Arial" w:eastAsia="Arial" w:hAnsi="Arial"/>
+                    <w:b w:val="1"/>
+                    <w:bCs w:val="1"/>
+                  </w:rPr>
+                </w:pPr>
+                <w:r>
+                  <w:rPr>
+                    <w:rFonts w:ascii="Arial" w:cs="Arial" w:eastAsia="Arial" w:hAnsi="Arial"/>
+                    <w:b w:val="1"/>
+                    <w:bCs w:val="1"/>
+                    <w:rtl w:val="0"/>
+                  </w:rPr>
+                  <w:t xml:space="preserve">Representante</w:t>
+                </w:r>
+              </w:p>
+            </w:tc>
+          </w:tr>
+          <w:tr>
+            <w:trPr>
+              <w:cantSplit w:val="0"/>
+              <w:tblHeader w:val="0"/>
+            </w:trPr>
+            <w:tc>
+              <w:tcPr/>
+              <w:p>
+                <w:pPr>
+                  <w:spacing w:line="480" w:lineRule="auto"/>
+                  <w:jc w:val="center"/>
+                  <w:rPr>
+                    <w:rFonts w:ascii="Arial" w:cs="Arial" w:eastAsia="Arial" w:hAnsi="Arial"/>
+                  </w:rPr>
+                </w:pPr>
+                <w:r>
+                  <w:rPr>
+                    <w:rFonts w:ascii="Arial" w:cs="Arial" w:eastAsia="Arial" w:hAnsi="Arial"/>
+                    <w:rtl w:val="0"/>
+                  </w:rPr>
+                  <w:t xml:space="preserve">Josué André Jiménez Romero</w:t>
+                </w:r>
+              </w:p>
+            </w:tc>
+            <w:tc>
+              <w:tcPr/>
+              <w:p>
+                <w:pPr>
+                  <w:spacing w:line="480" w:lineRule="auto"/>
+                  <w:jc w:val="center"/>
+                  <w:rPr>
+                    <w:rFonts w:ascii="Arial" w:cs="Arial" w:eastAsia="Arial" w:hAnsi="Arial"/>
+                  </w:rPr>
+                </w:pPr>
+                <w:r>
+                  <w:rPr>
+                    <w:rFonts w:ascii="Arial" w:cs="Arial" w:eastAsia="Arial" w:hAnsi="Arial"/>
+                    <w:rtl w:val="0"/>
+                  </w:rPr>
+                  <w:t xml:space="preserve">Jefe de Proyecto, Analista, Diseñador, Programador</w:t>
+                </w:r>
+              </w:p>
+            </w:tc>
+          </w:tr>
+          <w:tr>
+            <w:trPr>
+              <w:cantSplit w:val="0"/>
+              <w:tblHeader w:val="0"/>
+            </w:trPr>
+            <w:tc>
+              <w:tcPr/>
+              <w:p>
+                <w:pPr>
+                  <w:spacing w:line="480" w:lineRule="auto"/>
+                  <w:jc w:val="center"/>
+                  <w:rPr>
+                    <w:rFonts w:ascii="Arial" w:cs="Arial" w:eastAsia="Arial" w:hAnsi="Arial"/>
+                  </w:rPr>
+                </w:pPr>
+                <w:r>
+                  <w:rPr>
+                    <w:rFonts w:ascii="Arial" w:cs="Arial" w:eastAsia="Arial" w:hAnsi="Arial"/>
+                    <w:rtl w:val="0"/>
+                  </w:rPr>
+                  <w:t xml:space="preserve">Nestor Juice Yomar Serrano Ibañez</w:t>
+                </w:r>
+              </w:p>
+            </w:tc>
+            <w:tc>
+              <w:tcPr/>
+              <w:p>
+                <w:pPr>
+                  <w:spacing w:line="480" w:lineRule="auto"/>
+                  <w:jc w:val="center"/>
+                  <w:rPr>
+                    <w:rFonts w:ascii="Arial" w:cs="Arial" w:eastAsia="Arial" w:hAnsi="Arial"/>
+                  </w:rPr>
+                </w:pPr>
+                <w:r>
+                  <w:rPr>
+                    <w:rFonts w:ascii="Arial" w:cs="Arial" w:eastAsia="Arial" w:hAnsi="Arial"/>
+                    <w:rtl w:val="0"/>
+                  </w:rPr>
+                  <w:t xml:space="preserve">Jefe de Proyecto, Analista, Diseñador, Programador</w:t>
+                </w:r>
+              </w:p>
+            </w:tc>
+          </w:tr>
+        </w:tbl>
+      </w:sdtContent>
+    </w:sdt>
+    <w:p>
+      <w:pPr>
+        <w:spacing w:after="0" w:line="480" w:lineRule="auto"/>
+        <w:jc w:val="both"/>
+        <w:rPr>
+          <w:rFonts w:ascii="Arial" w:cs="Arial" w:eastAsia="Arial" w:hAnsi="Arial"/>
+        </w:rPr>
+      </w:pPr>
+      <w:r>
+        <w:rPr>
+          <w:rtl w:val="0"/>
+        </w:rPr>
+      </w:r>
+    </w:p>
+    <w:p>
+      <w:pPr>
+        <w:pStyle w:val="Heading2"/>
+        <w:numPr>
+          <w:ilvl w:val="1"/>
+          <w:numId w:val="9"/>
+        </w:numPr>
+        <w:spacing w:after="0" w:line="480" w:lineRule="auto"/>
+        <w:ind w:left="1440" w:hanging="360"/>
+        <w:jc w:val="both"/>
+        <w:rPr/>
+      </w:pPr>
+      <w:bookmarkStart w:colFirst="0" w:colLast="0" w:name="_heading=h.14isowj54qrj" w:id="13"/>
+      <w:bookmarkEnd w:id="13"/>
+      <w:r>
+        <w:rPr>
+          <w:rtl w:val="0"/>
+        </w:rPr>
+        <w:t xml:space="preserve">Resumen de los usuarios</w:t>
+      </w:r>
+    </w:p>
+    <w:sdt>
+      <w:sdtPr>
+        <w:lock w:val="contentLocked"/>
+        <w:id w:val="668458086"/>
+        <w:tag w:val="goog_rdk_1"/>
       </w:sdtPr>
       <w:sdtContent>
         <w:tbl>
@@ -4363,218 +4234,6 @@
                     <w:bCs w:val="1"/>
                     <w:rtl w:val="0"/>
                   </w:rPr>
-                  <w:t xml:space="preserve">Interesado</w:t>
-                </w:r>
-              </w:p>
-            </w:tc>
-            <w:tc>
-              <w:tcPr/>
-              <w:p>
-                <w:pPr>
-                  <w:spacing w:line="480" w:lineRule="auto"/>
-                  <w:jc w:val="center"/>
-                  <w:rPr>
-                    <w:rFonts w:ascii="Arial" w:cs="Arial" w:eastAsia="Arial" w:hAnsi="Arial"/>
-                    <w:b w:val="1"/>
-                    <w:bCs w:val="1"/>
-                  </w:rPr>
-                </w:pPr>
-                <w:r>
-                  <w:rPr>
-                    <w:rFonts w:ascii="Arial" w:cs="Arial" w:eastAsia="Arial" w:hAnsi="Arial"/>
-                    <w:b w:val="1"/>
-                    <w:bCs w:val="1"/>
-                    <w:rtl w:val="0"/>
-                  </w:rPr>
-                  <w:t xml:space="preserve">Representante</w:t>
-                </w:r>
-              </w:p>
-            </w:tc>
-          </w:tr>
-          <w:tr>
-            <w:trPr>
-              <w:cantSplit w:val="0"/>
-              <w:tblHeader w:val="0"/>
-            </w:trPr>
-            <w:tc>
-              <w:tcPr/>
-              <w:p>
-                <w:pPr>
-                  <w:spacing w:line="480" w:lineRule="auto"/>
-                  <w:jc w:val="center"/>
-                  <w:rPr>
-                    <w:rFonts w:ascii="Arial" w:cs="Arial" w:eastAsia="Arial" w:hAnsi="Arial"/>
-                  </w:rPr>
-                </w:pPr>
-                <w:r>
-                  <w:rPr>
-                    <w:rFonts w:ascii="Arial" w:cs="Arial" w:eastAsia="Arial" w:hAnsi="Arial"/>
-                    <w:rtl w:val="0"/>
-                  </w:rPr>
-                  <w:t xml:space="preserve">Josué André Jiménez Romero</w:t>
-                </w:r>
-              </w:p>
-            </w:tc>
-            <w:tc>
-              <w:tcPr/>
-              <w:p>
-                <w:pPr>
-                  <w:spacing w:line="480" w:lineRule="auto"/>
-                  <w:jc w:val="center"/>
-                  <w:rPr>
-                    <w:rFonts w:ascii="Arial" w:cs="Arial" w:eastAsia="Arial" w:hAnsi="Arial"/>
-                  </w:rPr>
-                </w:pPr>
-                <w:r>
-                  <w:rPr>
-                    <w:rFonts w:ascii="Arial" w:cs="Arial" w:eastAsia="Arial" w:hAnsi="Arial"/>
-                    <w:rtl w:val="0"/>
-                  </w:rPr>
-                  <w:t xml:space="preserve">Jefe de Proyecto, Analista, Diseñador, Programador</w:t>
-                </w:r>
-              </w:p>
-            </w:tc>
-          </w:tr>
-          <w:tr>
-            <w:trPr>
-              <w:cantSplit w:val="0"/>
-              <w:tblHeader w:val="0"/>
-            </w:trPr>
-            <w:tc>
-              <w:tcPr/>
-              <w:p>
-                <w:pPr>
-                  <w:spacing w:line="480" w:lineRule="auto"/>
-                  <w:jc w:val="center"/>
-                  <w:rPr>
-                    <w:rFonts w:ascii="Arial" w:cs="Arial" w:eastAsia="Arial" w:hAnsi="Arial"/>
-                  </w:rPr>
-                </w:pPr>
-                <w:r>
-                  <w:rPr>
-                    <w:rFonts w:ascii="Arial" w:cs="Arial" w:eastAsia="Arial" w:hAnsi="Arial"/>
-                    <w:rtl w:val="0"/>
-                  </w:rPr>
-                  <w:t xml:space="preserve">Nestor Juice Yomar Serrano Ibañez</w:t>
-                </w:r>
-              </w:p>
-            </w:tc>
-            <w:tc>
-              <w:tcPr/>
-              <w:p>
-                <w:pPr>
-                  <w:spacing w:line="480" w:lineRule="auto"/>
-                  <w:jc w:val="center"/>
-                  <w:rPr>
-                    <w:rFonts w:ascii="Arial" w:cs="Arial" w:eastAsia="Arial" w:hAnsi="Arial"/>
-                  </w:rPr>
-                </w:pPr>
-                <w:r>
-                  <w:rPr>
-                    <w:rFonts w:ascii="Arial" w:cs="Arial" w:eastAsia="Arial" w:hAnsi="Arial"/>
-                    <w:rtl w:val="0"/>
-                  </w:rPr>
-                  <w:t xml:space="preserve">Jefe de Proyecto, Analista, Diseñador, Programador</w:t>
-                </w:r>
-              </w:p>
-            </w:tc>
-          </w:tr>
-        </w:tbl>
-      </w:sdtContent>
-    </w:sdt>
-    <w:p>
-      <w:pPr>
-        <w:spacing w:after="0" w:line="480" w:lineRule="auto"/>
-        <w:jc w:val="both"/>
-        <w:rPr>
-          <w:rFonts w:ascii="Arial" w:cs="Arial" w:eastAsia="Arial" w:hAnsi="Arial"/>
-        </w:rPr>
-      </w:pPr>
-      <w:r>
-        <w:rPr>
-          <w:rtl w:val="0"/>
-        </w:rPr>
-      </w:r>
-    </w:p>
-    <w:p>
-      <w:pPr>
-        <w:pStyle w:val="Heading2"/>
-        <w:numPr>
-          <w:ilvl w:val="1"/>
-          <w:numId w:val="9"/>
-        </w:numPr>
-        <w:spacing w:after="0" w:line="480" w:lineRule="auto"/>
-        <w:ind w:left="1440" w:hanging="360"/>
-        <w:jc w:val="both"/>
-        <w:rPr/>
-      </w:pPr>
-      <w:bookmarkStart w:colFirst="0" w:colLast="0" w:name="_heading=h.14isowj54qrj" w:id="13"/>
-      <w:bookmarkEnd w:id="13"/>
-      <w:r>
-        <w:rPr>
-          <w:rtl w:val="0"/>
-        </w:rPr>
-        <w:t xml:space="preserve">Resumen de los usuarios</w:t>
-      </w:r>
-    </w:p>
-    <w:sdt>
-      <w:sdtPr>
-        <w:lock w:val="contentLocked"/>
-        <w:id w:val="586487676"/>
-        <w:tag w:val="goog_rdk_1"/>
-      </w:sdtPr>
-      <w:sdtContent>
-        <w:tbl>
-          <w:tblPr>
-            <w:tblStyle w:val="Table4"/>
-            <w:tblW w:w="7800.0" w:type="dxa"/>
-            <w:jc w:val="left"/>
-            <w:tblInd w:w="1080.0" w:type="dxa"/>
-            <w:tblBorders>
-              <w:top w:color="000000" w:space="0" w:sz="4" w:val="single"/>
-              <w:left w:color="000000" w:space="0" w:sz="4" w:val="single"/>
-              <w:bottom w:color="000000" w:space="0" w:sz="4" w:val="single"/>
-              <w:right w:color="000000" w:space="0" w:sz="4" w:val="single"/>
-              <w:insideH w:color="000000" w:space="0" w:sz="4" w:val="single"/>
-              <w:insideV w:color="000000" w:space="0" w:sz="4" w:val="single"/>
-            </w:tblBorders>
-            <w:tblLayout w:type="fixed"/>
-            <w:tblLook w:val="0400"/>
-          </w:tblPr>
-          <w:tblGrid>
-            <w:gridCol w:w="3750"/>
-            <w:gridCol w:w="4050"/>
-            <w:tblGridChange w:id="0">
-              <w:tblGrid>
-                <w:gridCol w:w="3750"/>
-                <w:gridCol w:w="4050"/>
-              </w:tblGrid>
-            </w:tblGridChange>
-          </w:tblGrid>
-          <w:tr>
-            <w:trPr>
-              <w:cantSplit w:val="0"/>
-              <w:tblHeader w:val="0"/>
-            </w:trPr>
-            <w:tc>
-              <w:tcPr/>
-              <w:p>
-                <w:pPr>
-                  <w:spacing w:line="480" w:lineRule="auto"/>
-                  <w:jc w:val="center"/>
-                  <w:rPr>
-                    <w:rFonts w:ascii="Arial" w:cs="Arial" w:eastAsia="Arial" w:hAnsi="Arial"/>
-                    <w:b w:val="1"/>
-                    <w:bCs w:val="1"/>
-                  </w:rPr>
-                </w:pPr>
-                <w:r>
-                  <w:rPr>
-                    <w:rFonts w:ascii="Arial" w:cs="Arial" w:eastAsia="Arial" w:hAnsi="Arial"/>
-                    <w:b w:val="1"/>
-                    <w:bCs w:val="1"/>
-                    <w:rtl w:val="0"/>
-                  </w:rPr>
                   <w:t xml:space="preserve">Nombre</w:t>
                 </w:r>
               </w:p>
@@ -4917,8 +4576,531 @@
     <w:sdt>
       <w:sdtPr>
         <w:lock w:val="contentLocked"/>
-        <w:id w:val="-667365079"/>
+        <w:id w:val="999471258"/>
         <w:tag w:val="goog_rdk_2"/>
+      </w:sdtPr>
+      <w:sdtContent>
+        <w:tbl>
+          <w:tblPr>
+            <w:tblStyle w:val="Table4"/>
+            <w:tblW w:w="9360.0" w:type="dxa"/>
+            <w:jc w:val="left"/>
+            <w:tblBorders>
+              <w:top w:color="000000" w:space="0" w:sz="8" w:val="single"/>
+              <w:left w:color="000000" w:space="0" w:sz="8" w:val="single"/>
+              <w:bottom w:color="000000" w:space="0" w:sz="8" w:val="single"/>
+              <w:right w:color="000000" w:space="0" w:sz="8" w:val="single"/>
+              <w:insideH w:color="000000" w:space="0" w:sz="8" w:val="single"/>
+              <w:insideV w:color="000000" w:space="0" w:sz="8" w:val="single"/>
+            </w:tblBorders>
+            <w:tblLayout w:type="fixed"/>
+            <w:tblLook w:val="0600"/>
+          </w:tblPr>
+          <w:tblGrid>
+            <w:gridCol w:w="2610"/>
+            <w:gridCol w:w="6750"/>
+            <w:tblGridChange w:id="0">
+              <w:tblGrid>
+                <w:gridCol w:w="2610"/>
+                <w:gridCol w:w="6750"/>
+              </w:tblGrid>
+            </w:tblGridChange>
+          </w:tblGrid>
+          <w:tr>
+            <w:trPr>
+              <w:cantSplit w:val="0"/>
+              <w:trHeight w:val="420" w:hRule="atLeast"/>
+              <w:tblHeader w:val="0"/>
+            </w:trPr>
+            <w:tc>
+              <w:tcPr>
+                <w:gridSpan w:val="2"/>
+                <w:shd w:fill="auto" w:val="clear"/>
+                <w:tcMar>
+                  <w:top w:w="100.0" w:type="dxa"/>
+                  <w:left w:w="100.0" w:type="dxa"/>
+                  <w:bottom w:w="100.0" w:type="dxa"/>
+                  <w:right w:w="100.0" w:type="dxa"/>
+                </w:tcMar>
+                <w:vAlign w:val="top"/>
+              </w:tcPr>
+              <w:p>
+                <w:pPr>
+                  <w:widowControl w:val="0"/>
+                  <w:spacing w:after="0" w:line="240" w:lineRule="auto"/>
+                  <w:jc w:val="center"/>
+                  <w:rPr>
+                    <w:rFonts w:ascii="Arial" w:cs="Arial" w:eastAsia="Arial" w:hAnsi="Arial"/>
+                    <w:b w:val="1"/>
+                    <w:bCs w:val="1"/>
+                  </w:rPr>
+                </w:pPr>
+                <w:r>
+                  <w:rPr>
+                    <w:rFonts w:ascii="Arial" w:cs="Arial" w:eastAsia="Arial" w:hAnsi="Arial"/>
+                    <w:b w:val="1"/>
+                    <w:bCs w:val="1"/>
+                    <w:rtl w:val="0"/>
+                  </w:rPr>
+                  <w:t xml:space="preserve">Perfil de Equipo de Desarrollo</w:t>
+                </w:r>
+              </w:p>
+            </w:tc>
+          </w:tr>
+          <w:tr>
+            <w:trPr>
+              <w:cantSplit w:val="0"/>
+              <w:tblHeader w:val="0"/>
+            </w:trPr>
+            <w:tc>
+              <w:tcPr>
+                <w:shd w:fill="auto" w:val="clear"/>
+                <w:tcMar>
+                  <w:top w:w="100.0" w:type="dxa"/>
+                  <w:left w:w="100.0" w:type="dxa"/>
+                  <w:bottom w:w="100.0" w:type="dxa"/>
+                  <w:right w:w="100.0" w:type="dxa"/>
+                </w:tcMar>
+                <w:vAlign w:val="top"/>
+              </w:tcPr>
+              <w:p>
+                <w:pPr>
+                  <w:widowControl w:val="0"/>
+                  <w:spacing w:after="0" w:line="240" w:lineRule="auto"/>
+                  <w:rPr>
+                    <w:rFonts w:ascii="Arial" w:cs="Arial" w:eastAsia="Arial" w:hAnsi="Arial"/>
+                    <w:b w:val="1"/>
+                    <w:bCs w:val="1"/>
+                  </w:rPr>
+                </w:pPr>
+                <w:r>
+                  <w:rPr>
+                    <w:rFonts w:ascii="Arial" w:cs="Arial" w:eastAsia="Arial" w:hAnsi="Arial"/>
+                    <w:b w:val="1"/>
+                    <w:bCs w:val="1"/>
+                    <w:rtl w:val="0"/>
+                  </w:rPr>
+                  <w:t xml:space="preserve">Representante</w:t>
+                </w:r>
+              </w:p>
+            </w:tc>
+            <w:tc>
+              <w:tcPr>
+                <w:shd w:fill="auto" w:val="clear"/>
+                <w:tcMar>
+                  <w:top w:w="100.0" w:type="dxa"/>
+                  <w:left w:w="100.0" w:type="dxa"/>
+                  <w:bottom w:w="100.0" w:type="dxa"/>
+                  <w:right w:w="100.0" w:type="dxa"/>
+                </w:tcMar>
+                <w:vAlign w:val="top"/>
+              </w:tcPr>
+              <w:p>
+                <w:pPr>
+                  <w:widowControl w:val="0"/>
+                  <w:spacing w:after="0" w:line="240" w:lineRule="auto"/>
+                  <w:rPr>
+                    <w:rFonts w:ascii="Arial" w:cs="Arial" w:eastAsia="Arial" w:hAnsi="Arial"/>
+                  </w:rPr>
+                </w:pPr>
+                <w:r>
+                  <w:rPr>
+                    <w:rFonts w:ascii="Arial" w:cs="Arial" w:eastAsia="Arial" w:hAnsi="Arial"/>
+                    <w:rtl w:val="0"/>
+                  </w:rPr>
+                  <w:t xml:space="preserve">Jefe de proyecto, diseñador, analista y programador.</w:t>
+                </w:r>
+              </w:p>
+            </w:tc>
+          </w:tr>
+          <w:tr>
+            <w:trPr>
+              <w:cantSplit w:val="0"/>
+              <w:tblHeader w:val="0"/>
+            </w:trPr>
+            <w:tc>
+              <w:tcPr>
+                <w:shd w:fill="auto" w:val="clear"/>
+                <w:tcMar>
+                  <w:top w:w="100.0" w:type="dxa"/>
+                  <w:left w:w="100.0" w:type="dxa"/>
+                  <w:bottom w:w="100.0" w:type="dxa"/>
+                  <w:right w:w="100.0" w:type="dxa"/>
+                </w:tcMar>
+                <w:vAlign w:val="top"/>
+              </w:tcPr>
+              <w:p>
+                <w:pPr>
+                  <w:widowControl w:val="0"/>
+                  <w:spacing w:after="0" w:line="240" w:lineRule="auto"/>
+                  <w:rPr>
+                    <w:rFonts w:ascii="Arial" w:cs="Arial" w:eastAsia="Arial" w:hAnsi="Arial"/>
+                    <w:b w:val="1"/>
+                    <w:bCs w:val="1"/>
+                  </w:rPr>
+                </w:pPr>
+                <w:r>
+                  <w:rPr>
+                    <w:rFonts w:ascii="Arial" w:cs="Arial" w:eastAsia="Arial" w:hAnsi="Arial"/>
+                    <w:b w:val="1"/>
+                    <w:bCs w:val="1"/>
+                    <w:rtl w:val="0"/>
+                  </w:rPr>
+                  <w:t xml:space="preserve">Descripción</w:t>
+                </w:r>
+              </w:p>
+            </w:tc>
+            <w:tc>
+              <w:tcPr>
+                <w:shd w:fill="auto" w:val="clear"/>
+                <w:tcMar>
+                  <w:top w:w="100.0" w:type="dxa"/>
+                  <w:left w:w="100.0" w:type="dxa"/>
+                  <w:bottom w:w="100.0" w:type="dxa"/>
+                  <w:right w:w="100.0" w:type="dxa"/>
+                </w:tcMar>
+                <w:vAlign w:val="top"/>
+              </w:tcPr>
+              <w:p>
+                <w:pPr>
+                  <w:widowControl w:val="0"/>
+                  <w:spacing w:after="0" w:line="240" w:lineRule="auto"/>
+                  <w:rPr>
+                    <w:rFonts w:ascii="Arial" w:cs="Arial" w:eastAsia="Arial" w:hAnsi="Arial"/>
+                  </w:rPr>
+                </w:pPr>
+                <w:r>
+                  <w:rPr>
+                    <w:rFonts w:ascii="Arial" w:cs="Arial" w:eastAsia="Arial" w:hAnsi="Arial"/>
+                    <w:rtl w:val="0"/>
+                  </w:rPr>
+                  <w:t xml:space="preserve">Encargado del análisis, diseño, desarrollo, pruebas del sistema.</w:t>
+                </w:r>
+              </w:p>
+            </w:tc>
+          </w:tr>
+          <w:tr>
+            <w:trPr>
+              <w:cantSplit w:val="0"/>
+              <w:tblHeader w:val="0"/>
+            </w:trPr>
+            <w:tc>
+              <w:tcPr>
+                <w:shd w:fill="auto" w:val="clear"/>
+                <w:tcMar>
+                  <w:top w:w="100.0" w:type="dxa"/>
+                  <w:left w:w="100.0" w:type="dxa"/>
+                  <w:bottom w:w="100.0" w:type="dxa"/>
+                  <w:right w:w="100.0" w:type="dxa"/>
+                </w:tcMar>
+                <w:vAlign w:val="top"/>
+              </w:tcPr>
+              <w:p>
+                <w:pPr>
+                  <w:widowControl w:val="0"/>
+                  <w:spacing w:after="0" w:line="240" w:lineRule="auto"/>
+                  <w:rPr>
+                    <w:rFonts w:ascii="Arial" w:cs="Arial" w:eastAsia="Arial" w:hAnsi="Arial"/>
+                    <w:b w:val="1"/>
+                    <w:bCs w:val="1"/>
+                  </w:rPr>
+                </w:pPr>
+                <w:r>
+                  <w:rPr>
+                    <w:rFonts w:ascii="Arial" w:cs="Arial" w:eastAsia="Arial" w:hAnsi="Arial"/>
+                    <w:b w:val="1"/>
+                    <w:bCs w:val="1"/>
+                    <w:rtl w:val="0"/>
+                  </w:rPr>
+                  <w:t xml:space="preserve">Tipo</w:t>
+                </w:r>
+              </w:p>
+            </w:tc>
+            <w:tc>
+              <w:tcPr>
+                <w:shd w:fill="auto" w:val="clear"/>
+                <w:tcMar>
+                  <w:top w:w="100.0" w:type="dxa"/>
+                  <w:left w:w="100.0" w:type="dxa"/>
+                  <w:bottom w:w="100.0" w:type="dxa"/>
+                  <w:right w:w="100.0" w:type="dxa"/>
+                </w:tcMar>
+                <w:vAlign w:val="top"/>
+              </w:tcPr>
+              <w:p>
+                <w:pPr>
+                  <w:widowControl w:val="0"/>
+                  <w:spacing w:after="0" w:line="240" w:lineRule="auto"/>
+                  <w:rPr>
+                    <w:rFonts w:ascii="Arial" w:cs="Arial" w:eastAsia="Arial" w:hAnsi="Arial"/>
+                  </w:rPr>
+                </w:pPr>
+                <w:r>
+                  <w:rPr>
+                    <w:rFonts w:ascii="Arial" w:cs="Arial" w:eastAsia="Arial" w:hAnsi="Arial"/>
+                    <w:rtl w:val="0"/>
+                  </w:rPr>
+                  <w:t xml:space="preserve">Externo</w:t>
+                </w:r>
+              </w:p>
+            </w:tc>
+          </w:tr>
+          <w:tr>
+            <w:trPr>
+              <w:cantSplit w:val="0"/>
+              <w:tblHeader w:val="0"/>
+            </w:trPr>
+            <w:tc>
+              <w:tcPr>
+                <w:shd w:fill="auto" w:val="clear"/>
+                <w:tcMar>
+                  <w:top w:w="100.0" w:type="dxa"/>
+                  <w:left w:w="100.0" w:type="dxa"/>
+                  <w:bottom w:w="100.0" w:type="dxa"/>
+                  <w:right w:w="100.0" w:type="dxa"/>
+                </w:tcMar>
+                <w:vAlign w:val="top"/>
+              </w:tcPr>
+              <w:p>
+                <w:pPr>
+                  <w:widowControl w:val="0"/>
+                  <w:spacing w:after="0" w:line="240" w:lineRule="auto"/>
+                  <w:rPr>
+                    <w:rFonts w:ascii="Arial" w:cs="Arial" w:eastAsia="Arial" w:hAnsi="Arial"/>
+                    <w:b w:val="1"/>
+                    <w:bCs w:val="1"/>
+                  </w:rPr>
+                </w:pPr>
+                <w:r>
+                  <w:rPr>
+                    <w:rFonts w:ascii="Arial" w:cs="Arial" w:eastAsia="Arial" w:hAnsi="Arial"/>
+                    <w:b w:val="1"/>
+                    <w:bCs w:val="1"/>
+                    <w:rtl w:val="0"/>
+                  </w:rPr>
+                  <w:t xml:space="preserve">Responsabilidad</w:t>
+                </w:r>
+              </w:p>
+            </w:tc>
+            <w:tc>
+              <w:tcPr>
+                <w:shd w:fill="auto" w:val="clear"/>
+                <w:tcMar>
+                  <w:top w:w="100.0" w:type="dxa"/>
+                  <w:left w:w="100.0" w:type="dxa"/>
+                  <w:bottom w:w="100.0" w:type="dxa"/>
+                  <w:right w:w="100.0" w:type="dxa"/>
+                </w:tcMar>
+                <w:vAlign w:val="top"/>
+              </w:tcPr>
+              <w:p>
+                <w:pPr>
+                  <w:widowControl w:val="0"/>
+                  <w:spacing w:after="0" w:line="240" w:lineRule="auto"/>
+                  <w:rPr>
+                    <w:rFonts w:ascii="Arial" w:cs="Arial" w:eastAsia="Arial" w:hAnsi="Arial"/>
+                  </w:rPr>
+                </w:pPr>
+                <w:r>
+                  <w:rPr>
+                    <w:rFonts w:ascii="Arial" w:cs="Arial" w:eastAsia="Arial" w:hAnsi="Arial"/>
+                    <w:rtl w:val="0"/>
+                  </w:rPr>
+                  <w:t xml:space="preserve">Construir el sistema según los requerimientos del cliente. Asegurar funcionalidad, seguridad y estabilidad.</w:t>
+                </w:r>
+              </w:p>
+            </w:tc>
+          </w:tr>
+          <w:tr>
+            <w:trPr>
+              <w:cantSplit w:val="0"/>
+              <w:tblHeader w:val="0"/>
+            </w:trPr>
+            <w:tc>
+              <w:tcPr>
+                <w:shd w:fill="auto" w:val="clear"/>
+                <w:tcMar>
+                  <w:top w:w="100.0" w:type="dxa"/>
+                  <w:left w:w="100.0" w:type="dxa"/>
+                  <w:bottom w:w="100.0" w:type="dxa"/>
+                  <w:right w:w="100.0" w:type="dxa"/>
+                </w:tcMar>
+                <w:vAlign w:val="top"/>
+              </w:tcPr>
+              <w:p>
+                <w:pPr>
+                  <w:widowControl w:val="0"/>
+                  <w:spacing w:after="0" w:line="240" w:lineRule="auto"/>
+                  <w:rPr>
+                    <w:rFonts w:ascii="Arial" w:cs="Arial" w:eastAsia="Arial" w:hAnsi="Arial"/>
+                    <w:b w:val="1"/>
+                    <w:bCs w:val="1"/>
+                  </w:rPr>
+                </w:pPr>
+                <w:r>
+                  <w:rPr>
+                    <w:rFonts w:ascii="Arial" w:cs="Arial" w:eastAsia="Arial" w:hAnsi="Arial"/>
+                    <w:b w:val="1"/>
+                    <w:bCs w:val="1"/>
+                    <w:rtl w:val="0"/>
+                  </w:rPr>
+                  <w:t xml:space="preserve">Criterios</w:t>
+                </w:r>
+              </w:p>
+            </w:tc>
+            <w:tc>
+              <w:tcPr>
+                <w:shd w:fill="auto" w:val="clear"/>
+                <w:tcMar>
+                  <w:top w:w="100.0" w:type="dxa"/>
+                  <w:left w:w="100.0" w:type="dxa"/>
+                  <w:bottom w:w="100.0" w:type="dxa"/>
+                  <w:right w:w="100.0" w:type="dxa"/>
+                </w:tcMar>
+                <w:vAlign w:val="top"/>
+              </w:tcPr>
+              <w:p>
+                <w:pPr>
+                  <w:widowControl w:val="0"/>
+                  <w:spacing w:after="0" w:line="240" w:lineRule="auto"/>
+                  <w:rPr>
+                    <w:rFonts w:ascii="Arial" w:cs="Arial" w:eastAsia="Arial" w:hAnsi="Arial"/>
+                  </w:rPr>
+                </w:pPr>
+                <w:r>
+                  <w:rPr>
+                    <w:rFonts w:ascii="Arial" w:cs="Arial" w:eastAsia="Arial" w:hAnsi="Arial"/>
+                    <w:rtl w:val="0"/>
+                  </w:rPr>
+                  <w:t xml:space="preserve">Claridad en los requerimientos, cumplimiento de plazos, satisfacción del cliente.</w:t>
+                </w:r>
+              </w:p>
+            </w:tc>
+          </w:tr>
+          <w:tr>
+            <w:trPr>
+              <w:cantSplit w:val="0"/>
+              <w:tblHeader w:val="0"/>
+            </w:trPr>
+            <w:tc>
+              <w:tcPr>
+                <w:shd w:fill="auto" w:val="clear"/>
+                <w:tcMar>
+                  <w:top w:w="100.0" w:type="dxa"/>
+                  <w:left w:w="100.0" w:type="dxa"/>
+                  <w:bottom w:w="100.0" w:type="dxa"/>
+                  <w:right w:w="100.0" w:type="dxa"/>
+                </w:tcMar>
+                <w:vAlign w:val="top"/>
+              </w:tcPr>
+              <w:p>
+                <w:pPr>
+                  <w:widowControl w:val="0"/>
+                  <w:spacing w:after="0" w:line="240" w:lineRule="auto"/>
+                  <w:rPr>
+                    <w:rFonts w:ascii="Arial" w:cs="Arial" w:eastAsia="Arial" w:hAnsi="Arial"/>
+                    <w:b w:val="1"/>
+                    <w:bCs w:val="1"/>
+                  </w:rPr>
+                </w:pPr>
+                <w:r>
+                  <w:rPr>
+                    <w:rFonts w:ascii="Arial" w:cs="Arial" w:eastAsia="Arial" w:hAnsi="Arial"/>
+                    <w:b w:val="1"/>
+                    <w:bCs w:val="1"/>
+                    <w:rtl w:val="0"/>
+                  </w:rPr>
+                  <w:t xml:space="preserve">Implicación</w:t>
+                </w:r>
+              </w:p>
+            </w:tc>
+            <w:tc>
+              <w:tcPr>
+                <w:shd w:fill="auto" w:val="clear"/>
+                <w:tcMar>
+                  <w:top w:w="100.0" w:type="dxa"/>
+                  <w:left w:w="100.0" w:type="dxa"/>
+                  <w:bottom w:w="100.0" w:type="dxa"/>
+                  <w:right w:w="100.0" w:type="dxa"/>
+                </w:tcMar>
+                <w:vAlign w:val="top"/>
+              </w:tcPr>
+              <w:p>
+                <w:pPr>
+                  <w:widowControl w:val="0"/>
+                  <w:spacing w:after="0" w:line="240" w:lineRule="auto"/>
+                  <w:rPr>
+                    <w:rFonts w:ascii="Arial" w:cs="Arial" w:eastAsia="Arial" w:hAnsi="Arial"/>
+                  </w:rPr>
+                </w:pPr>
+                <w:r>
+                  <w:rPr>
+                    <w:rFonts w:ascii="Arial" w:cs="Arial" w:eastAsia="Arial" w:hAnsi="Arial"/>
+                    <w:rtl w:val="0"/>
+                  </w:rPr>
+                  <w:t xml:space="preserve">Alta durante las fases de análisis, desarrollo e implementación del sistema.</w:t>
+                </w:r>
+              </w:p>
+            </w:tc>
+          </w:tr>
+        </w:tbl>
+      </w:sdtContent>
+    </w:sdt>
+    <w:p>
+      <w:pPr>
+        <w:spacing w:after="0" w:line="480" w:lineRule="auto"/>
+        <w:jc w:val="both"/>
+        <w:rPr>
+          <w:rFonts w:ascii="Arial" w:cs="Arial" w:eastAsia="Arial" w:hAnsi="Arial"/>
+        </w:rPr>
+      </w:pPr>
+      <w:r>
+        <w:rPr>
+          <w:rtl w:val="0"/>
+        </w:rPr>
+      </w:r>
+    </w:p>
+    <w:p>
+      <w:pPr>
+        <w:pStyle w:val="Heading2"/>
+        <w:numPr>
+          <w:ilvl w:val="1"/>
+          <w:numId w:val="9"/>
+        </w:numPr>
+        <w:spacing w:after="0" w:line="480" w:lineRule="auto"/>
+        <w:ind w:left="1440" w:hanging="360"/>
+        <w:jc w:val="both"/>
+        <w:rPr/>
+      </w:pPr>
+      <w:bookmarkStart w:colFirst="0" w:colLast="0" w:name="_heading=h.iywbog1trcw7" w:id="16"/>
+      <w:bookmarkEnd w:id="16"/>
+      <w:r>
+        <w:rPr>
+          <w:rtl w:val="0"/>
+        </w:rPr>
+        <w:t xml:space="preserve">Perfiles de usuarios</w:t>
+      </w:r>
+    </w:p>
+    <w:p>
+      <w:pPr>
+        <w:spacing w:after="0" w:line="480" w:lineRule="auto"/>
+        <w:ind w:left="0" w:firstLine="0"/>
+        <w:jc w:val="both"/>
+        <w:rPr>
+          <w:rFonts w:ascii="Arial" w:cs="Arial" w:eastAsia="Arial" w:hAnsi="Arial"/>
+        </w:rPr>
+      </w:pPr>
+      <w:r>
+        <w:rPr>
+          <w:rtl w:val="0"/>
+        </w:rPr>
+      </w:r>
+    </w:p>
+    <w:sdt>
+      <w:sdtPr>
+        <w:lock w:val="contentLocked"/>
+        <w:id w:val="-170730640"/>
+        <w:tag w:val="goog_rdk_3"/>
       </w:sdtPr>
       <w:sdtContent>
         <w:tbl>
@@ -4983,7 +5165,7 @@
                     <w:bCs w:val="1"/>
                     <w:rtl w:val="0"/>
                   </w:rPr>
-                  <w:t xml:space="preserve">Perfil de Equipo de Desarrollo</w:t>
+                  <w:t xml:space="preserve">Perfil de Gestor de Proyectos</w:t>
                 </w:r>
               </w:p>
             </w:tc>
@@ -5049,7 +5231,7 @@
                     <w:rFonts w:ascii="Arial" w:cs="Arial" w:eastAsia="Arial" w:hAnsi="Arial"/>
                     <w:rtl w:val="0"/>
                   </w:rPr>
-                  <w:t xml:space="preserve">Jefe de proyecto, diseñador, analista y programador.</w:t>
+                  <w:t xml:space="preserve">Gestor de Proyectos</w:t>
                 </w:r>
               </w:p>
             </w:tc>
@@ -5115,7 +5297,7 @@
                     <w:rFonts w:ascii="Arial" w:cs="Arial" w:eastAsia="Arial" w:hAnsi="Arial"/>
                     <w:rtl w:val="0"/>
                   </w:rPr>
-                  <w:t xml:space="preserve">Encargado del análisis, diseño, desarrollo, pruebas del sistema.</w:t>
+                  <w:t xml:space="preserve">Usuario encargado de planificar, organizar y supervisar proyectos, así como gestionar tareas y analizar métricas de rendimiento.</w:t>
                 </w:r>
               </w:p>
             </w:tc>
@@ -5181,7 +5363,7 @@
                     <w:rFonts w:ascii="Arial" w:cs="Arial" w:eastAsia="Arial" w:hAnsi="Arial"/>
                     <w:rtl w:val="0"/>
                   </w:rPr>
-                  <w:t xml:space="preserve">Externo</w:t>
+                  <w:t xml:space="preserve">Interno</w:t>
                 </w:r>
               </w:p>
             </w:tc>
@@ -5247,7 +5429,7 @@
                     <w:rFonts w:ascii="Arial" w:cs="Arial" w:eastAsia="Arial" w:hAnsi="Arial"/>
                     <w:rtl w:val="0"/>
                   </w:rPr>
-                  <w:t xml:space="preserve">Construir el sistema según los requerimientos del cliente. Asegurar funcionalidad, seguridad y estabilidad.</w:t>
+                  <w:t xml:space="preserve">Crear y gestionar proyectos, asignar tareas, definir tiempos de ejecución, monitorear el avance y analizar indicadores para la toma de decisiones.</w:t>
                 </w:r>
               </w:p>
             </w:tc>
@@ -5285,7 +5467,7 @@
                     <w:bCs w:val="1"/>
                     <w:rtl w:val="0"/>
                   </w:rPr>
-                  <w:t xml:space="preserve">Criterios</w:t>
+                  <w:t xml:space="preserve">Criterios de éxito</w:t>
                 </w:r>
               </w:p>
             </w:tc>
@@ -5313,7 +5495,7 @@
                     <w:rFonts w:ascii="Arial" w:cs="Arial" w:eastAsia="Arial" w:hAnsi="Arial"/>
                     <w:rtl w:val="0"/>
                   </w:rPr>
-                  <w:t xml:space="preserve">Claridad en los requerimientos, cumplimiento de plazos, satisfacción del cliente.</w:t>
+                  <w:t xml:space="preserve">Facilidad para gestionar proyectos, acceso rápido a métricas claras y actualizadas, y generación eficiente de reportes.</w:t>
                 </w:r>
               </w:p>
             </w:tc>
@@ -5379,7 +5561,7 @@
                     <w:rFonts w:ascii="Arial" w:cs="Arial" w:eastAsia="Arial" w:hAnsi="Arial"/>
                     <w:rtl w:val="0"/>
                   </w:rPr>
-                  <w:t xml:space="preserve">Alta durante las fases de análisis, desarrollo e implementación del sistema.</w:t>
+                  <w:t xml:space="preserve">Alta. Su desempeño depende directamente de la eficiencia del sistema para el control y seguimiento de proyectos.</w:t>
                 </w:r>
               </w:p>
             </w:tc>
@@ -5390,41 +5572,6 @@
     <w:p>
       <w:pPr>
         <w:spacing w:after="0" w:line="480" w:lineRule="auto"/>
-        <w:jc w:val="both"/>
-        <w:rPr>
-          <w:rFonts w:ascii="Arial" w:cs="Arial" w:eastAsia="Arial" w:hAnsi="Arial"/>
-        </w:rPr>
-      </w:pPr>
-      <w:r>
-        <w:rPr>
-          <w:rtl w:val="0"/>
-        </w:rPr>
-      </w:r>
-    </w:p>
-    <w:p>
-      <w:pPr>
-        <w:pStyle w:val="Heading2"/>
-        <w:numPr>
-          <w:ilvl w:val="1"/>
-          <w:numId w:val="9"/>
-        </w:numPr>
-        <w:spacing w:after="0" w:line="480" w:lineRule="auto"/>
-        <w:ind w:left="1440" w:hanging="360"/>
-        <w:jc w:val="both"/>
-        <w:rPr/>
-      </w:pPr>
-      <w:bookmarkStart w:colFirst="0" w:colLast="0" w:name="_heading=h.iywbog1trcw7" w:id="16"/>
-      <w:bookmarkEnd w:id="16"/>
-      <w:r>
-        <w:rPr>
-          <w:rtl w:val="0"/>
-        </w:rPr>
-        <w:t xml:space="preserve">Perfiles de usuarios</w:t>
-      </w:r>
-    </w:p>
-    <w:p>
-      <w:pPr>
-        <w:spacing w:after="0" w:line="480" w:lineRule="auto"/>
         <w:ind w:left="0" w:firstLine="0"/>
         <w:jc w:val="both"/>
         <w:rPr>
@@ -5440,8 +5587,8 @@
     <w:sdt>
       <w:sdtPr>
         <w:lock w:val="contentLocked"/>
-        <w:id w:val="-181500245"/>
-        <w:tag w:val="goog_rdk_3"/>
+        <w:id w:val="-1800216063"/>
+        <w:tag w:val="goog_rdk_4"/>
       </w:sdtPr>
       <w:sdtContent>
         <w:tbl>
@@ -5506,7 +5653,7 @@
                     <w:bCs w:val="1"/>
                     <w:rtl w:val="0"/>
                   </w:rPr>
-                  <w:t xml:space="preserve">Perfil de Gestor de Proyectos</w:t>
+                  <w:t xml:space="preserve">Perfil de Miembro del Equipo</w:t>
                 </w:r>
               </w:p>
             </w:tc>
@@ -5572,7 +5719,7 @@
                     <w:rFonts w:ascii="Arial" w:cs="Arial" w:eastAsia="Arial" w:hAnsi="Arial"/>
                     <w:rtl w:val="0"/>
                   </w:rPr>
-                  <w:t xml:space="preserve">Gestor de Proyectos</w:t>
+                  <w:t xml:space="preserve">Miembro del Equipo</w:t>
                 </w:r>
               </w:p>
             </w:tc>
@@ -5638,7 +5785,7 @@
                     <w:rFonts w:ascii="Arial" w:cs="Arial" w:eastAsia="Arial" w:hAnsi="Arial"/>
                     <w:rtl w:val="0"/>
                   </w:rPr>
-                  <w:t xml:space="preserve">Usuario encargado de planificar, organizar y supervisar proyectos, así como gestionar tareas y analizar métricas de rendimiento.</w:t>
+                  <w:t xml:space="preserve">Usuario encargado de ejecutar las tareas asignadas dentro de los proyectos y reportar avances.</w:t>
                 </w:r>
               </w:p>
             </w:tc>
@@ -5770,7 +5917,7 @@
                     <w:rFonts w:ascii="Arial" w:cs="Arial" w:eastAsia="Arial" w:hAnsi="Arial"/>
                     <w:rtl w:val="0"/>
                   </w:rPr>
-                  <w:t xml:space="preserve">Crear y gestionar proyectos, asignar tareas, definir tiempos de ejecución, monitorear el avance y analizar indicadores para la toma de decisiones.</w:t>
+                  <w:t xml:space="preserve">Actualizar el estado de las tareas, registrar avances, cumplir con los plazos establecidos y colaborar en el desarrollo del proyecto.</w:t>
                 </w:r>
               </w:p>
             </w:tc>
@@ -5836,7 +5983,7 @@
                     <w:rFonts w:ascii="Arial" w:cs="Arial" w:eastAsia="Arial" w:hAnsi="Arial"/>
                     <w:rtl w:val="0"/>
                   </w:rPr>
-                  <w:t xml:space="preserve">Facilidad para gestionar proyectos, acceso rápido a métricas claras y actualizadas, y generación eficiente de reportes.</w:t>
+                  <w:t xml:space="preserve">Facilidad para actualizar tareas, claridad en las asignaciones y acceso rápido a la información del proyecto.</w:t>
                 </w:r>
               </w:p>
             </w:tc>
@@ -5902,7 +6049,7 @@
                     <w:rFonts w:ascii="Arial" w:cs="Arial" w:eastAsia="Arial" w:hAnsi="Arial"/>
                     <w:rtl w:val="0"/>
                   </w:rPr>
-                  <w:t xml:space="preserve">Alta. Su desempeño depende directamente de la eficiencia del sistema para el control y seguimiento de proyectos.</w:t>
+                  <w:t xml:space="preserve">Alta. Su trabajo diario depende del correcto funcionamiento del sistema para reportar avances y organizar actividades.</w:t>
                 </w:r>
               </w:p>
             </w:tc>
@@ -5928,8 +6075,8 @@
     <w:sdt>
       <w:sdtPr>
         <w:lock w:val="contentLocked"/>
-        <w:id w:val="1028065563"/>
-        <w:tag w:val="goog_rdk_4"/>
+        <w:id w:val="1078038849"/>
+        <w:tag w:val="goog_rdk_5"/>
       </w:sdtPr>
       <w:sdtContent>
         <w:tbl>
@@ -5994,7 +6141,7 @@
                     <w:bCs w:val="1"/>
                     <w:rtl w:val="0"/>
                   </w:rPr>
-                  <w:t xml:space="preserve">Perfil de Miembro del Equipo</w:t>
+                  <w:t xml:space="preserve">Perfil de Usuario General / Estudiante</w:t>
                 </w:r>
               </w:p>
             </w:tc>
@@ -6060,7 +6207,7 @@
                     <w:rFonts w:ascii="Arial" w:cs="Arial" w:eastAsia="Arial" w:hAnsi="Arial"/>
                     <w:rtl w:val="0"/>
                   </w:rPr>
-                  <w:t xml:space="preserve">Miembro del Equipo</w:t>
+                  <w:t xml:space="preserve">Usuario General / Estudiante</w:t>
                 </w:r>
               </w:p>
             </w:tc>
@@ -6126,7 +6273,7 @@
                     <w:rFonts w:ascii="Arial" w:cs="Arial" w:eastAsia="Arial" w:hAnsi="Arial"/>
                     <w:rtl w:val="0"/>
                   </w:rPr>
-                  <w:t xml:space="preserve">Usuario encargado de ejecutar las tareas asignadas dentro de los proyectos y reportar avances.</w:t>
+                  <w:t xml:space="preserve">Usuario que utiliza la plataforma para organizar actividades personales o académicas y consultar métricas básicas.</w:t>
                 </w:r>
               </w:p>
             </w:tc>
@@ -6258,494 +6405,6 @@
                     <w:rFonts w:ascii="Arial" w:cs="Arial" w:eastAsia="Arial" w:hAnsi="Arial"/>
                     <w:rtl w:val="0"/>
                   </w:rPr>
-                  <w:t xml:space="preserve">Actualizar el estado de las tareas, registrar avances, cumplir con los plazos establecidos y colaborar en el desarrollo del proyecto.</w:t>
-                </w:r>
-              </w:p>
-            </w:tc>
-          </w:tr>
-          <w:tr>
-            <w:trPr>
-              <w:cantSplit w:val="0"/>
-              <w:tblHeader w:val="0"/>
-            </w:trPr>
-            <w:tc>
-              <w:tcPr>
-                <w:shd w:fill="auto" w:val="clear"/>
-                <w:tcMar>
-                  <w:top w:w="100.0" w:type="dxa"/>
-                  <w:left w:w="100.0" w:type="dxa"/>
-                  <w:bottom w:w="100.0" w:type="dxa"/>
-                  <w:right w:w="100.0" w:type="dxa"/>
-                </w:tcMar>
-                <w:vAlign w:val="top"/>
-              </w:tcPr>
-              <w:p>
-                <w:pPr>
-                  <w:widowControl w:val="0"/>
-                  <w:spacing w:after="0" w:line="240" w:lineRule="auto"/>
-                  <w:rPr>
-                    <w:rFonts w:ascii="Arial" w:cs="Arial" w:eastAsia="Arial" w:hAnsi="Arial"/>
-                    <w:b w:val="1"/>
-                    <w:bCs w:val="1"/>
-                  </w:rPr>
-                </w:pPr>
-                <w:r>
-                  <w:rPr>
-                    <w:rFonts w:ascii="Arial" w:cs="Arial" w:eastAsia="Arial" w:hAnsi="Arial"/>
-                    <w:b w:val="1"/>
-                    <w:bCs w:val="1"/>
-                    <w:rtl w:val="0"/>
-                  </w:rPr>
-                  <w:t xml:space="preserve">Criterios de éxito</w:t>
-                </w:r>
-              </w:p>
-            </w:tc>
-            <w:tc>
-              <w:tcPr>
-                <w:shd w:fill="auto" w:val="clear"/>
-                <w:tcMar>
-                  <w:top w:w="100.0" w:type="dxa"/>
-                  <w:left w:w="100.0" w:type="dxa"/>
-                  <w:bottom w:w="100.0" w:type="dxa"/>
-                  <w:right w:w="100.0" w:type="dxa"/>
-                </w:tcMar>
-                <w:vAlign w:val="top"/>
-              </w:tcPr>
-              <w:p>
-                <w:pPr>
-                  <w:widowControl w:val="0"/>
-                  <w:spacing w:after="0" w:line="240" w:lineRule="auto"/>
-                  <w:rPr>
-                    <w:rFonts w:ascii="Arial" w:cs="Arial" w:eastAsia="Arial" w:hAnsi="Arial"/>
-                  </w:rPr>
-                </w:pPr>
-                <w:r>
-                  <w:rPr>
-                    <w:rFonts w:ascii="Arial" w:cs="Arial" w:eastAsia="Arial" w:hAnsi="Arial"/>
-                    <w:rtl w:val="0"/>
-                  </w:rPr>
-                  <w:t xml:space="preserve">Facilidad para actualizar tareas, claridad en las asignaciones y acceso rápido a la información del proyecto.</w:t>
-                </w:r>
-              </w:p>
-            </w:tc>
-          </w:tr>
-          <w:tr>
-            <w:trPr>
-              <w:cantSplit w:val="0"/>
-              <w:tblHeader w:val="0"/>
-            </w:trPr>
-            <w:tc>
-              <w:tcPr>
-                <w:shd w:fill="auto" w:val="clear"/>
-                <w:tcMar>
-                  <w:top w:w="100.0" w:type="dxa"/>
-                  <w:left w:w="100.0" w:type="dxa"/>
-                  <w:bottom w:w="100.0" w:type="dxa"/>
-                  <w:right w:w="100.0" w:type="dxa"/>
-                </w:tcMar>
-                <w:vAlign w:val="top"/>
-              </w:tcPr>
-              <w:p>
-                <w:pPr>
-                  <w:widowControl w:val="0"/>
-                  <w:spacing w:after="0" w:line="240" w:lineRule="auto"/>
-                  <w:rPr>
-                    <w:rFonts w:ascii="Arial" w:cs="Arial" w:eastAsia="Arial" w:hAnsi="Arial"/>
-                    <w:b w:val="1"/>
-                    <w:bCs w:val="1"/>
-                  </w:rPr>
-                </w:pPr>
-                <w:r>
-                  <w:rPr>
-                    <w:rFonts w:ascii="Arial" w:cs="Arial" w:eastAsia="Arial" w:hAnsi="Arial"/>
-                    <w:b w:val="1"/>
-                    <w:bCs w:val="1"/>
-                    <w:rtl w:val="0"/>
-                  </w:rPr>
-                  <w:t xml:space="preserve">Implicación</w:t>
-                </w:r>
-              </w:p>
-            </w:tc>
-            <w:tc>
-              <w:tcPr>
-                <w:shd w:fill="auto" w:val="clear"/>
-                <w:tcMar>
-                  <w:top w:w="100.0" w:type="dxa"/>
-                  <w:left w:w="100.0" w:type="dxa"/>
-                  <w:bottom w:w="100.0" w:type="dxa"/>
-                  <w:right w:w="100.0" w:type="dxa"/>
-                </w:tcMar>
-                <w:vAlign w:val="top"/>
-              </w:tcPr>
-              <w:p>
-                <w:pPr>
-                  <w:widowControl w:val="0"/>
-                  <w:spacing w:after="0" w:line="240" w:lineRule="auto"/>
-                  <w:rPr>
-                    <w:rFonts w:ascii="Arial" w:cs="Arial" w:eastAsia="Arial" w:hAnsi="Arial"/>
-                  </w:rPr>
-                </w:pPr>
-                <w:r>
-                  <w:rPr>
-                    <w:rFonts w:ascii="Arial" w:cs="Arial" w:eastAsia="Arial" w:hAnsi="Arial"/>
-                    <w:rtl w:val="0"/>
-                  </w:rPr>
-                  <w:t xml:space="preserve">Alta. Su trabajo diario depende del correcto funcionamiento del sistema para reportar avances y organizar actividades.</w:t>
-                </w:r>
-              </w:p>
-            </w:tc>
-          </w:tr>
-        </w:tbl>
-      </w:sdtContent>
-    </w:sdt>
-    <w:p>
-      <w:pPr>
-        <w:spacing w:after="0" w:line="480" w:lineRule="auto"/>
-        <w:ind w:left="0" w:firstLine="0"/>
-        <w:jc w:val="both"/>
-        <w:rPr>
-          <w:rFonts w:ascii="Arial" w:cs="Arial" w:eastAsia="Arial" w:hAnsi="Arial"/>
-        </w:rPr>
-      </w:pPr>
-      <w:r>
-        <w:rPr>
-          <w:rtl w:val="0"/>
-        </w:rPr>
-      </w:r>
-    </w:p>
-    <w:sdt>
-      <w:sdtPr>
-        <w:lock w:val="contentLocked"/>
-        <w:id w:val="-1777314978"/>
-        <w:tag w:val="goog_rdk_5"/>
-      </w:sdtPr>
-      <w:sdtContent>
-        <w:tbl>
-          <w:tblPr>
-            <w:tblStyle w:val="Table8"/>
-            <w:tblW w:w="9360.0" w:type="dxa"/>
-            <w:jc w:val="left"/>
-            <w:tblBorders>
-              <w:top w:color="000000" w:space="0" w:sz="8" w:val="single"/>
-              <w:left w:color="000000" w:space="0" w:sz="8" w:val="single"/>
-              <w:bottom w:color="000000" w:space="0" w:sz="8" w:val="single"/>
-              <w:right w:color="000000" w:space="0" w:sz="8" w:val="single"/>
-              <w:insideH w:color="000000" w:space="0" w:sz="8" w:val="single"/>
-              <w:insideV w:color="000000" w:space="0" w:sz="8" w:val="single"/>
-            </w:tblBorders>
-            <w:tblLayout w:type="fixed"/>
-            <w:tblLook w:val="0600"/>
-          </w:tblPr>
-          <w:tblGrid>
-            <w:gridCol w:w="2610"/>
-            <w:gridCol w:w="6750"/>
-            <w:tblGridChange w:id="0">
-              <w:tblGrid>
-                <w:gridCol w:w="2610"/>
-                <w:gridCol w:w="6750"/>
-              </w:tblGrid>
-            </w:tblGridChange>
-          </w:tblGrid>
-          <w:tr>
-            <w:trPr>
-              <w:cantSplit w:val="0"/>
-              <w:trHeight w:val="420" w:hRule="atLeast"/>
-              <w:tblHeader w:val="0"/>
-            </w:trPr>
-            <w:tc>
-              <w:tcPr>
-                <w:gridSpan w:val="2"/>
-                <w:shd w:fill="auto" w:val="clear"/>
-                <w:tcMar>
-                  <w:top w:w="100.0" w:type="dxa"/>
-                  <w:left w:w="100.0" w:type="dxa"/>
-                  <w:bottom w:w="100.0" w:type="dxa"/>
-                  <w:right w:w="100.0" w:type="dxa"/>
-                </w:tcMar>
-                <w:vAlign w:val="top"/>
-              </w:tcPr>
-              <w:p>
-                <w:pPr>
-                  <w:widowControl w:val="0"/>
-                  <w:spacing w:after="0" w:line="240" w:lineRule="auto"/>
-                  <w:jc w:val="center"/>
-                  <w:rPr>
-                    <w:rFonts w:ascii="Arial" w:cs="Arial" w:eastAsia="Arial" w:hAnsi="Arial"/>
-                    <w:b w:val="1"/>
-                    <w:bCs w:val="1"/>
-                  </w:rPr>
-                </w:pPr>
-                <w:r>
-                  <w:rPr>
-                    <w:rFonts w:ascii="Arial" w:cs="Arial" w:eastAsia="Arial" w:hAnsi="Arial"/>
-                    <w:b w:val="1"/>
-                    <w:bCs w:val="1"/>
-                    <w:rtl w:val="0"/>
-                  </w:rPr>
-                  <w:t xml:space="preserve">Perfil de Usuario General / Estudiante</w:t>
-                </w:r>
-              </w:p>
-            </w:tc>
-          </w:tr>
-          <w:tr>
-            <w:trPr>
-              <w:cantSplit w:val="0"/>
-              <w:tblHeader w:val="0"/>
-            </w:trPr>
-            <w:tc>
-              <w:tcPr>
-                <w:shd w:fill="auto" w:val="clear"/>
-                <w:tcMar>
-                  <w:top w:w="100.0" w:type="dxa"/>
-                  <w:left w:w="100.0" w:type="dxa"/>
-                  <w:bottom w:w="100.0" w:type="dxa"/>
-                  <w:right w:w="100.0" w:type="dxa"/>
-                </w:tcMar>
-                <w:vAlign w:val="top"/>
-              </w:tcPr>
-              <w:p>
-                <w:pPr>
-                  <w:widowControl w:val="0"/>
-                  <w:spacing w:after="0" w:line="240" w:lineRule="auto"/>
-                  <w:rPr>
-                    <w:rFonts w:ascii="Arial" w:cs="Arial" w:eastAsia="Arial" w:hAnsi="Arial"/>
-                    <w:b w:val="1"/>
-                    <w:bCs w:val="1"/>
-                  </w:rPr>
-                </w:pPr>
-                <w:r>
-                  <w:rPr>
-                    <w:rFonts w:ascii="Arial" w:cs="Arial" w:eastAsia="Arial" w:hAnsi="Arial"/>
-                    <w:b w:val="1"/>
-                    <w:bCs w:val="1"/>
-                    <w:rtl w:val="0"/>
-                  </w:rPr>
-                  <w:t xml:space="preserve">Representante</w:t>
-                </w:r>
-              </w:p>
-            </w:tc>
-            <w:tc>
-              <w:tcPr>
-                <w:shd w:fill="auto" w:val="clear"/>
-                <w:tcMar>
-                  <w:top w:w="100.0" w:type="dxa"/>
-                  <w:left w:w="100.0" w:type="dxa"/>
-                  <w:bottom w:w="100.0" w:type="dxa"/>
-                  <w:right w:w="100.0" w:type="dxa"/>
-                </w:tcMar>
-                <w:vAlign w:val="top"/>
-              </w:tcPr>
-              <w:p>
-                <w:pPr>
-                  <w:widowControl w:val="0"/>
-                  <w:spacing w:after="0" w:line="240" w:lineRule="auto"/>
-                  <w:rPr>
-                    <w:rFonts w:ascii="Arial" w:cs="Arial" w:eastAsia="Arial" w:hAnsi="Arial"/>
-                  </w:rPr>
-                </w:pPr>
-                <w:r>
-                  <w:rPr>
-                    <w:rFonts w:ascii="Arial" w:cs="Arial" w:eastAsia="Arial" w:hAnsi="Arial"/>
-                    <w:rtl w:val="0"/>
-                  </w:rPr>
-                  <w:t xml:space="preserve">Usuario General / Estudiante</w:t>
-                </w:r>
-              </w:p>
-            </w:tc>
-          </w:tr>
-          <w:tr>
-            <w:trPr>
-              <w:cantSplit w:val="0"/>
-              <w:tblHeader w:val="0"/>
-            </w:trPr>
-            <w:tc>
-              <w:tcPr>
-                <w:shd w:fill="auto" w:val="clear"/>
-                <w:tcMar>
-                  <w:top w:w="100.0" w:type="dxa"/>
-                  <w:left w:w="100.0" w:type="dxa"/>
-                  <w:bottom w:w="100.0" w:type="dxa"/>
-                  <w:right w:w="100.0" w:type="dxa"/>
-                </w:tcMar>
-                <w:vAlign w:val="top"/>
-              </w:tcPr>
-              <w:p>
-                <w:pPr>
-                  <w:widowControl w:val="0"/>
-                  <w:spacing w:after="0" w:line="240" w:lineRule="auto"/>
-                  <w:rPr>
-                    <w:rFonts w:ascii="Arial" w:cs="Arial" w:eastAsia="Arial" w:hAnsi="Arial"/>
-                    <w:b w:val="1"/>
-                    <w:bCs w:val="1"/>
-                  </w:rPr>
-                </w:pPr>
-                <w:r>
-                  <w:rPr>
-                    <w:rFonts w:ascii="Arial" w:cs="Arial" w:eastAsia="Arial" w:hAnsi="Arial"/>
-                    <w:b w:val="1"/>
-                    <w:bCs w:val="1"/>
-                    <w:rtl w:val="0"/>
-                  </w:rPr>
-                  <w:t xml:space="preserve">Descripción</w:t>
-                </w:r>
-              </w:p>
-            </w:tc>
-            <w:tc>
-              <w:tcPr>
-                <w:shd w:fill="auto" w:val="clear"/>
-                <w:tcMar>
-                  <w:top w:w="100.0" w:type="dxa"/>
-                  <w:left w:w="100.0" w:type="dxa"/>
-                  <w:bottom w:w="100.0" w:type="dxa"/>
-                  <w:right w:w="100.0" w:type="dxa"/>
-                </w:tcMar>
-                <w:vAlign w:val="top"/>
-              </w:tcPr>
-              <w:p>
-                <w:pPr>
-                  <w:widowControl w:val="0"/>
-                  <w:spacing w:after="0" w:line="240" w:lineRule="auto"/>
-                  <w:rPr>
-                    <w:rFonts w:ascii="Arial" w:cs="Arial" w:eastAsia="Arial" w:hAnsi="Arial"/>
-                  </w:rPr>
-                </w:pPr>
-                <w:r>
-                  <w:rPr>
-                    <w:rFonts w:ascii="Arial" w:cs="Arial" w:eastAsia="Arial" w:hAnsi="Arial"/>
-                    <w:rtl w:val="0"/>
-                  </w:rPr>
-                  <w:t xml:space="preserve">Usuario que utiliza la plataforma para organizar actividades personales o académicas y consultar métricas básicas.</w:t>
-                </w:r>
-              </w:p>
-            </w:tc>
-          </w:tr>
-          <w:tr>
-            <w:trPr>
-              <w:cantSplit w:val="0"/>
-              <w:tblHeader w:val="0"/>
-            </w:trPr>
-            <w:tc>
-              <w:tcPr>
-                <w:shd w:fill="auto" w:val="clear"/>
-                <w:tcMar>
-                  <w:top w:w="100.0" w:type="dxa"/>
-                  <w:left w:w="100.0" w:type="dxa"/>
-                  <w:bottom w:w="100.0" w:type="dxa"/>
-                  <w:right w:w="100.0" w:type="dxa"/>
-                </w:tcMar>
-                <w:vAlign w:val="top"/>
-              </w:tcPr>
-              <w:p>
-                <w:pPr>
-                  <w:widowControl w:val="0"/>
-                  <w:spacing w:after="0" w:line="240" w:lineRule="auto"/>
-                  <w:rPr>
-                    <w:rFonts w:ascii="Arial" w:cs="Arial" w:eastAsia="Arial" w:hAnsi="Arial"/>
-                    <w:b w:val="1"/>
-                    <w:bCs w:val="1"/>
-                  </w:rPr>
-                </w:pPr>
-                <w:r>
-                  <w:rPr>
-                    <w:rFonts w:ascii="Arial" w:cs="Arial" w:eastAsia="Arial" w:hAnsi="Arial"/>
-                    <w:b w:val="1"/>
-                    <w:bCs w:val="1"/>
-                    <w:rtl w:val="0"/>
-                  </w:rPr>
-                  <w:t xml:space="preserve">Tipo</w:t>
-                </w:r>
-              </w:p>
-            </w:tc>
-            <w:tc>
-              <w:tcPr>
-                <w:shd w:fill="auto" w:val="clear"/>
-                <w:tcMar>
-                  <w:top w:w="100.0" w:type="dxa"/>
-                  <w:left w:w="100.0" w:type="dxa"/>
-                  <w:bottom w:w="100.0" w:type="dxa"/>
-                  <w:right w:w="100.0" w:type="dxa"/>
-                </w:tcMar>
-                <w:vAlign w:val="top"/>
-              </w:tcPr>
-              <w:p>
-                <w:pPr>
-                  <w:widowControl w:val="0"/>
-                  <w:spacing w:after="0" w:line="240" w:lineRule="auto"/>
-                  <w:rPr>
-                    <w:rFonts w:ascii="Arial" w:cs="Arial" w:eastAsia="Arial" w:hAnsi="Arial"/>
-                  </w:rPr>
-                </w:pPr>
-                <w:r>
-                  <w:rPr>
-                    <w:rFonts w:ascii="Arial" w:cs="Arial" w:eastAsia="Arial" w:hAnsi="Arial"/>
-                    <w:rtl w:val="0"/>
-                  </w:rPr>
-                  <w:t xml:space="preserve">Interno</w:t>
-                </w:r>
-              </w:p>
-            </w:tc>
-          </w:tr>
-          <w:tr>
-            <w:trPr>
-              <w:cantSplit w:val="0"/>
-              <w:tblHeader w:val="0"/>
-            </w:trPr>
-            <w:tc>
-              <w:tcPr>
-                <w:shd w:fill="auto" w:val="clear"/>
-                <w:tcMar>
-                  <w:top w:w="100.0" w:type="dxa"/>
-                  <w:left w:w="100.0" w:type="dxa"/>
-                  <w:bottom w:w="100.0" w:type="dxa"/>
-                  <w:right w:w="100.0" w:type="dxa"/>
-                </w:tcMar>
-                <w:vAlign w:val="top"/>
-              </w:tcPr>
-              <w:p>
-                <w:pPr>
-                  <w:widowControl w:val="0"/>
-                  <w:spacing w:after="0" w:line="240" w:lineRule="auto"/>
-                  <w:rPr>
-                    <w:rFonts w:ascii="Arial" w:cs="Arial" w:eastAsia="Arial" w:hAnsi="Arial"/>
-                    <w:b w:val="1"/>
-                    <w:bCs w:val="1"/>
-                  </w:rPr>
-                </w:pPr>
-                <w:r>
-                  <w:rPr>
-                    <w:rFonts w:ascii="Arial" w:cs="Arial" w:eastAsia="Arial" w:hAnsi="Arial"/>
-                    <w:b w:val="1"/>
-                    <w:bCs w:val="1"/>
-                    <w:rtl w:val="0"/>
-                  </w:rPr>
-                  <w:t xml:space="preserve">Responsabilidad</w:t>
-                </w:r>
-              </w:p>
-            </w:tc>
-            <w:tc>
-              <w:tcPr>
-                <w:shd w:fill="auto" w:val="clear"/>
-                <w:tcMar>
-                  <w:top w:w="100.0" w:type="dxa"/>
-                  <w:left w:w="100.0" w:type="dxa"/>
-                  <w:bottom w:w="100.0" w:type="dxa"/>
-                  <w:right w:w="100.0" w:type="dxa"/>
-                </w:tcMar>
-                <w:vAlign w:val="top"/>
-              </w:tcPr>
-              <w:p>
-                <w:pPr>
-                  <w:widowControl w:val="0"/>
-                  <w:spacing w:after="0" w:line="240" w:lineRule="auto"/>
-                  <w:rPr>
-                    <w:rFonts w:ascii="Arial" w:cs="Arial" w:eastAsia="Arial" w:hAnsi="Arial"/>
-                  </w:rPr>
-                </w:pPr>
-                <w:r>
-                  <w:rPr>
-                    <w:rFonts w:ascii="Arial" w:cs="Arial" w:eastAsia="Arial" w:hAnsi="Arial"/>
-                    <w:rtl w:val="0"/>
-                  </w:rPr>
                   <w:t xml:space="preserve">Consultar el estado de proyectos, revisar métricas básicas y organizar tareas personales o grupales.</w:t>
                 </w:r>
               </w:p>
@@ -7531,13 +7190,13 @@
     <w:sdt>
       <w:sdtPr>
         <w:lock w:val="contentLocked"/>
-        <w:id w:val="2061171401"/>
+        <w:id w:val="1833706883"/>
         <w:tag w:val="goog_rdk_6"/>
       </w:sdtPr>
       <w:sdtContent>
         <w:tbl>
           <w:tblPr>
-            <w:tblStyle w:val="Table9"/>
+            <w:tblStyle w:val="Table8"/>
             <w:tblpPr w:leftFromText="180" w:rightFromText="180" w:topFromText="180" w:bottomFromText="180" w:vertAnchor="text" w:horzAnchor="text" w:tblpX="0" w:tblpY="0"/>
             <w:tblW w:w="8940.0" w:type="dxa"/>
             <w:jc w:val="left"/>
@@ -8579,7 +8238,7 @@
       </w:pPr>
       <w:sdt>
         <w:sdtPr>
-          <w:id w:val="-1660497337"/>
+          <w:id w:val="748110009"/>
           <w:tag w:val="goog_rdk_7"/>
         </w:sdtPr>
         <w:sdtContent>
@@ -11021,14 +10680,17 @@
   </w:style>
   <w:style w:type="table" w:styleId="Table2">
     <w:basedOn w:val="TableNormal"/>
+    <w:pPr>
+      <w:spacing w:after="0" w:line="240" w:lineRule="auto"/>
+    </w:pPr>
     <w:tblPr>
       <w:tblStyleRowBandSize w:val="1"/>
       <w:tblStyleColBandSize w:val="1"/>
       <w:tblCellMar>
         <w:top w:w="0.0" w:type="dxa"/>
-        <w:left w:w="70.0" w:type="dxa"/>
+        <w:left w:w="108.0" w:type="dxa"/>
         <w:bottom w:w="0.0" w:type="dxa"/>
-        <w:right w:w="70.0" w:type="dxa"/>
+        <w:right w:w="108.0" w:type="dxa"/>
       </w:tblCellMar>
     </w:tblPr>
   </w:style>
@@ -11050,18 +10712,9 @@
   </w:style>
   <w:style w:type="table" w:styleId="Table4">
     <w:basedOn w:val="TableNormal"/>
-    <w:pPr>
-      <w:spacing w:after="0" w:line="240" w:lineRule="auto"/>
-    </w:pPr>
     <w:tblPr>
       <w:tblStyleRowBandSize w:val="1"/>
       <w:tblStyleColBandSize w:val="1"/>
-      <w:tblCellMar>
-        <w:top w:w="0.0" w:type="dxa"/>
-        <w:left w:w="108.0" w:type="dxa"/>
-        <w:bottom w:w="0.0" w:type="dxa"/>
-        <w:right w:w="108.0" w:type="dxa"/>
-      </w:tblCellMar>
     </w:tblPr>
   </w:style>
   <w:style w:type="table" w:styleId="Table5">
@@ -11086,13 +10739,6 @@
     </w:tblPr>
   </w:style>
   <w:style w:type="table" w:styleId="Table8">
-    <w:basedOn w:val="TableNormal"/>
-    <w:tblPr>
-      <w:tblStyleRowBandSize w:val="1"/>
-      <w:tblStyleColBandSize w:val="1"/>
-    </w:tblPr>
-  </w:style>
-  <w:style w:type="table" w:styleId="Table9">
     <w:basedOn w:val="TableNormal"/>
     <w:pPr>
       <w:spacing w:after="0" w:line="240" w:lineRule="auto"/>
